--- a/submission/COMAVI_v7.12_SI/S3_Text.docx
+++ b/submission/COMAVI_v7.12_SI/S3_Text.docx
@@ -15,15 +15,228 @@
         <w:rPr>
           <w:i/>
         </w:rPr>
-        <w:t>Consolidated for submission. Each section below appeared in the reviewed manuscript under the item name given in its heading.</w:t>
+        <w:t>This file consolidates 5 supplementary notes from the reviewed manuscript into one supporting-information item. Section numbers below are local to this file. The item name each section carried in the reviewed manuscript is given in the contents list, so a reader holding the earlier version can locate any passage.</w:t>
       </w:r>
     </w:p>
+    <w:tbl>
+      <w:tblPr>
+        <w:tblStyle w:val="TableGrid"/>
+        <w:tblW w:type="auto" w:w="0"/>
+        <w:tblLook w:firstColumn="1" w:firstRow="1" w:lastColumn="0" w:lastRow="0" w:noHBand="0" w:noVBand="1" w:val="04A0"/>
+      </w:tblPr>
+      <w:tblGrid>
+        <w:gridCol w:w="2880"/>
+        <w:gridCol w:w="2880"/>
+        <w:gridCol w:w="2880"/>
+      </w:tblGrid>
+      <w:tr>
+        <w:tc>
+          <w:tcPr>
+            <w:tcW w:type="dxa" w:w="2880"/>
+          </w:tcPr>
+          <w:p>
+            <w:r>
+              <w:rPr>
+                <w:b/>
+              </w:rPr>
+              <w:t>Section</w:t>
+            </w:r>
+          </w:p>
+        </w:tc>
+        <w:tc>
+          <w:tcPr>
+            <w:tcW w:type="dxa" w:w="2880"/>
+          </w:tcPr>
+          <w:p>
+            <w:r>
+              <w:rPr>
+                <w:b/>
+              </w:rPr>
+              <w:t>Title</w:t>
+            </w:r>
+          </w:p>
+        </w:tc>
+        <w:tc>
+          <w:tcPr>
+            <w:tcW w:type="dxa" w:w="2880"/>
+          </w:tcPr>
+          <w:p>
+            <w:r>
+              <w:rPr>
+                <w:b/>
+              </w:rPr>
+              <w:t>Item name in the reviewed manuscript</w:t>
+            </w:r>
+          </w:p>
+        </w:tc>
+      </w:tr>
+      <w:tr>
+        <w:tc>
+          <w:tcPr>
+            <w:tcW w:type="dxa" w:w="2880"/>
+          </w:tcPr>
+          <w:p>
+            <w:r>
+              <w:t>Section 1</w:t>
+            </w:r>
+          </w:p>
+        </w:tc>
+        <w:tc>
+          <w:tcPr>
+            <w:tcW w:type="dxa" w:w="2880"/>
+          </w:tcPr>
+          <w:p>
+            <w:r>
+              <w:t>Pathogenicity comparison, directional enrichment, and gain of function</w:t>
+            </w:r>
+          </w:p>
+        </w:tc>
+        <w:tc>
+          <w:tcPr>
+            <w:tcW w:type="dxa" w:w="2880"/>
+          </w:tcPr>
+          <w:p>
+            <w:r>
+              <w:t>S6 Text</w:t>
+            </w:r>
+          </w:p>
+        </w:tc>
+      </w:tr>
+      <w:tr>
+        <w:tc>
+          <w:tcPr>
+            <w:tcW w:type="dxa" w:w="2880"/>
+          </w:tcPr>
+          <w:p>
+            <w:r>
+              <w:t>Section 2</w:t>
+            </w:r>
+          </w:p>
+        </w:tc>
+        <w:tc>
+          <w:tcPr>
+            <w:tcW w:type="dxa" w:w="2880"/>
+          </w:tcPr>
+          <w:p>
+            <w:r>
+              <w:t>Robustness, uncertainty, and metric reconciliation</w:t>
+            </w:r>
+          </w:p>
+        </w:tc>
+        <w:tc>
+          <w:tcPr>
+            <w:tcW w:type="dxa" w:w="2880"/>
+          </w:tcPr>
+          <w:p>
+            <w:r>
+              <w:t>S7 Text</w:t>
+            </w:r>
+          </w:p>
+        </w:tc>
+      </w:tr>
+      <w:tr>
+        <w:tc>
+          <w:tcPr>
+            <w:tcW w:type="dxa" w:w="2880"/>
+          </w:tcPr>
+          <w:p>
+            <w:r>
+              <w:t>Section 3</w:t>
+            </w:r>
+          </w:p>
+        </w:tc>
+        <w:tc>
+          <w:tcPr>
+            <w:tcW w:type="dxa" w:w="2880"/>
+          </w:tcPr>
+          <w:p>
+            <w:r>
+              <w:t>Independent binding-axis validation on SKEMPI 2.0</w:t>
+            </w:r>
+          </w:p>
+        </w:tc>
+        <w:tc>
+          <w:tcPr>
+            <w:tcW w:type="dxa" w:w="2880"/>
+          </w:tcPr>
+          <w:p>
+            <w:r>
+              <w:t>S8 Text</w:t>
+            </w:r>
+          </w:p>
+        </w:tc>
+      </w:tr>
+      <w:tr>
+        <w:tc>
+          <w:tcPr>
+            <w:tcW w:type="dxa" w:w="2880"/>
+          </w:tcPr>
+          <w:p>
+            <w:r>
+              <w:t>Section 4</w:t>
+            </w:r>
+          </w:p>
+        </w:tc>
+        <w:tc>
+          <w:tcPr>
+            <w:tcW w:type="dxa" w:w="2880"/>
+          </w:tcPr>
+          <w:p>
+            <w:r>
+              <w:t>Do high-priority variants also have their mechanism graded correctly?</w:t>
+            </w:r>
+          </w:p>
+        </w:tc>
+        <w:tc>
+          <w:tcPr>
+            <w:tcW w:type="dxa" w:w="2880"/>
+          </w:tcPr>
+          <w:p>
+            <w:r>
+              <w:t>S9 Text</w:t>
+            </w:r>
+          </w:p>
+        </w:tc>
+      </w:tr>
+      <w:tr>
+        <w:tc>
+          <w:tcPr>
+            <w:tcW w:type="dxa" w:w="2880"/>
+          </w:tcPr>
+          <w:p>
+            <w:r>
+              <w:t>Section 5</w:t>
+            </w:r>
+          </w:p>
+        </w:tc>
+        <w:tc>
+          <w:tcPr>
+            <w:tcW w:type="dxa" w:w="2880"/>
+          </w:tcPr>
+          <w:p>
+            <w:r>
+              <w:t>A correction the benchmark caught in itself</w:t>
+            </w:r>
+          </w:p>
+        </w:tc>
+        <w:tc>
+          <w:tcPr>
+            <w:tcW w:type="dxa" w:w="2880"/>
+          </w:tcPr>
+          <w:p>
+            <w:r>
+              <w:t>S10 Text</w:t>
+            </w:r>
+          </w:p>
+        </w:tc>
+      </w:tr>
+    </w:tbl>
     <w:p>
       <w:r>
         <w:rPr>
           <w:b/>
         </w:rPr>
-        <w:t>S6 Text. Pathogenicity comparison, directional enrichment, and gain of function</w:t>
+        <w:t>Section 1. Pathogenicity comparison, directional enrichment, and gain of function</w:t>
       </w:r>
     </w:p>
     <w:p>
@@ -36,7 +249,7 @@
         <w:rPr>
           <w:b/>
         </w:rPr>
-        <w:t>S7 Text. Robustness, uncertainty, and metric reconciliation</w:t>
+        <w:t>Section 2. Robustness, uncertainty, and metric reconciliation</w:t>
       </w:r>
     </w:p>
     <w:p>
@@ -54,7 +267,7 @@
         <w:rPr>
           <w:b/>
         </w:rPr>
-        <w:t>S8 Text. Independent binding-axis validation on SKEMPI 2.0</w:t>
+        <w:t>Section 3. Independent binding-axis validation on SKEMPI 2.0</w:t>
       </w:r>
     </w:p>
     <w:p>
@@ -67,7 +280,7 @@
         <w:rPr>
           <w:b/>
         </w:rPr>
-        <w:t>S9 Text. Do high-priority variants also have their mechanism graded correctly?</w:t>
+        <w:t>Section 4. Do high-priority variants also have their mechanism graded correctly?</w:t>
       </w:r>
     </w:p>
     <w:p>
@@ -80,7 +293,7 @@
         <w:rPr>
           <w:b/>
         </w:rPr>
-        <w:t>S10 Text. A correction the benchmark caught in itself</w:t>
+        <w:t>Section 5. A correction the benchmark caught in itself</w:t>
       </w:r>
     </w:p>
     <w:p>

--- a/submission/COMAVI_v7.12_SI/S3_Text.docx
+++ b/submission/COMAVI_v7.12_SI/S3_Text.docx
@@ -254,7 +254,7 @@
     </w:p>
     <w:p>
       <w:r>
-        <w:t>The versioned per-variant mechanism grades and output-level agreement fields are the authoritative source records. In the manuscript, structural agreement is described as a four-output continuity aggregate and is decomposed into the three energetic axes plus tier. The primary convention excludes the four ungraded scope or commitment cases from both whole-variant mechanism scoring and the continuity denominator, giving 92/124 = 0.742 at 2.5 and 90/124 = 0.726 at tSAP. The all-row denominator audit is 92/125 = 0.736 at 2.5. Naive recounts based only on raw ΔΔG sign or per-partner values do not reproduce the metric because the shipped scorer applies direction, operating-point, confidence, and interval gates.</w:t>
+        <w:t>The versioned per-variant mechanism grades and output-level agreement fields are the authoritative source records. In the manuscript, structural agreement is described as a four-output continuity aggregate and is decomposed into the three energetic axes plus tier. The primary convention excludes the four ungraded scope or commitment cases from both whole-variant mechanism scoring and the continuity denominator, giving 92/124 = 0.742 at 2.5 and 90/124 = 0.726 at the substitution-adjusted setting. The all-row denominator audit is 92/125 = 0.736 at 2.5. Naive recounts based only on raw ΔΔG sign or per-partner values do not reproduce the metric because the shipped scorer applies direction, operating-point, confidence, and interval gates.</w:t>
       </w:r>
     </w:p>
     <w:p>
